--- a/ЛР6_ЦП_Канвас_сценарии_релизы/ОТЧЕТ_ЛР6_NotaCode.docx
+++ b/ЛР6_ЦП_Канвас_сценарии_релизы/ОТЧЕТ_ЛР6_NotaCode.docx
@@ -245,7 +245,7 @@
       <w:r>
         <w:fldChar w:fldCharType="separate"/>
       </w:r>
-      <w:hyperlink w:anchor="_Toc241856070" w:history="1">
+      <w:hyperlink w:anchor="_Toc241857613" w:history="1">
         <w:r>
           <w:rPr>
             <w:rStyle w:val="af"/>
@@ -273,7 +273,7 @@
             <w:noProof/>
             <w:webHidden/>
           </w:rPr>
-          <w:instrText xml:space="preserve"> PAGEREF _Toc241856070 \h </w:instrText>
+          <w:instrText xml:space="preserve"> PAGEREF _Toc241857613 \h </w:instrText>
         </w:r>
         <w:r>
           <w:rPr>
@@ -314,7 +314,7 @@
           <w:noProof/>
         </w:rPr>
       </w:pPr>
-      <w:hyperlink w:anchor="_Toc241856071" w:history="1">
+      <w:hyperlink w:anchor="_Toc241857614" w:history="1">
         <w:r>
           <w:rPr>
             <w:rStyle w:val="af"/>
@@ -342,7 +342,7 @@
             <w:noProof/>
             <w:webHidden/>
           </w:rPr>
-          <w:instrText xml:space="preserve"> PAGEREF _Toc241856071 \h </w:instrText>
+          <w:instrText xml:space="preserve"> PAGEREF _Toc241857614 \h </w:instrText>
         </w:r>
         <w:r>
           <w:rPr>
@@ -383,7 +383,7 @@
           <w:noProof/>
         </w:rPr>
       </w:pPr>
-      <w:hyperlink w:anchor="_Toc241856072" w:history="1">
+      <w:hyperlink w:anchor="_Toc241857615" w:history="1">
         <w:r>
           <w:rPr>
             <w:rStyle w:val="af"/>
@@ -411,7 +411,7 @@
             <w:noProof/>
             <w:webHidden/>
           </w:rPr>
-          <w:instrText xml:space="preserve"> PAGEREF _Toc241856072 \h </w:instrText>
+          <w:instrText xml:space="preserve"> PAGEREF _Toc241857615 \h </w:instrText>
         </w:r>
         <w:r>
           <w:rPr>
@@ -452,7 +452,7 @@
           <w:noProof/>
         </w:rPr>
       </w:pPr>
-      <w:hyperlink w:anchor="_Toc241856073" w:history="1">
+      <w:hyperlink w:anchor="_Toc241857616" w:history="1">
         <w:r>
           <w:rPr>
             <w:rStyle w:val="af"/>
@@ -480,7 +480,7 @@
             <w:noProof/>
             <w:webHidden/>
           </w:rPr>
-          <w:instrText xml:space="preserve"> PAGEREF _Toc241856073 \h </w:instrText>
+          <w:instrText xml:space="preserve"> PAGEREF _Toc241857616 \h </w:instrText>
         </w:r>
         <w:r>
           <w:rPr>
@@ -521,7 +521,7 @@
           <w:noProof/>
         </w:rPr>
       </w:pPr>
-      <w:hyperlink w:anchor="_Toc241856074" w:history="1">
+      <w:hyperlink w:anchor="_Toc241857617" w:history="1">
         <w:r>
           <w:rPr>
             <w:rStyle w:val="af"/>
@@ -549,7 +549,7 @@
             <w:noProof/>
             <w:webHidden/>
           </w:rPr>
-          <w:instrText xml:space="preserve"> PAGEREF _Toc241856074 \h </w:instrText>
+          <w:instrText xml:space="preserve"> PAGEREF _Toc241857617 \h </w:instrText>
         </w:r>
         <w:r>
           <w:rPr>
@@ -590,7 +590,7 @@
           <w:noProof/>
         </w:rPr>
       </w:pPr>
-      <w:hyperlink w:anchor="_Toc241856075" w:history="1">
+      <w:hyperlink w:anchor="_Toc241857618" w:history="1">
         <w:r>
           <w:rPr>
             <w:rStyle w:val="af"/>
@@ -618,7 +618,7 @@
             <w:noProof/>
             <w:webHidden/>
           </w:rPr>
-          <w:instrText xml:space="preserve"> PAGEREF _Toc241856075 \h </w:instrText>
+          <w:instrText xml:space="preserve"> PAGEREF _Toc241857618 \h </w:instrText>
         </w:r>
         <w:r>
           <w:rPr>
@@ -659,7 +659,7 @@
           <w:noProof/>
         </w:rPr>
       </w:pPr>
-      <w:hyperlink w:anchor="_Toc241856076" w:history="1">
+      <w:hyperlink w:anchor="_Toc241857619" w:history="1">
         <w:r>
           <w:rPr>
             <w:rStyle w:val="af"/>
@@ -687,7 +687,7 @@
             <w:noProof/>
             <w:webHidden/>
           </w:rPr>
-          <w:instrText xml:space="preserve"> PAGEREF _Toc241856076 \h </w:instrText>
+          <w:instrText xml:space="preserve"> PAGEREF _Toc241857619 \h </w:instrText>
         </w:r>
         <w:r>
           <w:rPr>
@@ -728,7 +728,7 @@
           <w:noProof/>
         </w:rPr>
       </w:pPr>
-      <w:hyperlink w:anchor="_Toc241856077" w:history="1">
+      <w:hyperlink w:anchor="_Toc241857620" w:history="1">
         <w:r>
           <w:rPr>
             <w:rStyle w:val="af"/>
@@ -756,7 +756,7 @@
             <w:noProof/>
             <w:webHidden/>
           </w:rPr>
-          <w:instrText xml:space="preserve"> PAGEREF _Toc241856077 \h </w:instrText>
+          <w:instrText xml:space="preserve"> PAGEREF _Toc241857620 \h </w:instrText>
         </w:r>
         <w:r>
           <w:rPr>
@@ -797,7 +797,7 @@
           <w:noProof/>
         </w:rPr>
       </w:pPr>
-      <w:hyperlink w:anchor="_Toc241856078" w:history="1">
+      <w:hyperlink w:anchor="_Toc241857621" w:history="1">
         <w:r>
           <w:rPr>
             <w:rStyle w:val="af"/>
@@ -825,7 +825,7 @@
             <w:noProof/>
             <w:webHidden/>
           </w:rPr>
-          <w:instrText xml:space="preserve"> PAGEREF _Toc241856078 \h </w:instrText>
+          <w:instrText xml:space="preserve"> PAGEREF _Toc241857621 \h </w:instrText>
         </w:r>
         <w:r>
           <w:rPr>
@@ -866,7 +866,7 @@
           <w:noProof/>
         </w:rPr>
       </w:pPr>
-      <w:hyperlink w:anchor="_Toc241856079" w:history="1">
+      <w:hyperlink w:anchor="_Toc241857622" w:history="1">
         <w:r>
           <w:rPr>
             <w:rStyle w:val="af"/>
@@ -894,7 +894,7 @@
             <w:noProof/>
             <w:webHidden/>
           </w:rPr>
-          <w:instrText xml:space="preserve"> PAGEREF _Toc241856079 \h </w:instrText>
+          <w:instrText xml:space="preserve"> PAGEREF _Toc241857622 \h </w:instrText>
         </w:r>
         <w:r>
           <w:rPr>
@@ -935,7 +935,7 @@
           <w:noProof/>
         </w:rPr>
       </w:pPr>
-      <w:hyperlink w:anchor="_Toc241856080" w:history="1">
+      <w:hyperlink w:anchor="_Toc241857623" w:history="1">
         <w:r>
           <w:rPr>
             <w:rStyle w:val="af"/>
@@ -963,7 +963,7 @@
             <w:noProof/>
             <w:webHidden/>
           </w:rPr>
-          <w:instrText xml:space="preserve"> PAGEREF _Toc241856080 \h </w:instrText>
+          <w:instrText xml:space="preserve"> PAGEREF _Toc241857623 \h </w:instrText>
         </w:r>
         <w:r>
           <w:rPr>
@@ -1004,7 +1004,7 @@
           <w:noProof/>
         </w:rPr>
       </w:pPr>
-      <w:hyperlink w:anchor="_Toc241856081" w:history="1">
+      <w:hyperlink w:anchor="_Toc241857624" w:history="1">
         <w:r>
           <w:rPr>
             <w:rStyle w:val="af"/>
@@ -1032,7 +1032,7 @@
             <w:noProof/>
             <w:webHidden/>
           </w:rPr>
-          <w:instrText xml:space="preserve"> PAGEREF _Toc241856081 \h </w:instrText>
+          <w:instrText xml:space="preserve"> PAGEREF _Toc241857624 \h </w:instrText>
         </w:r>
         <w:r>
           <w:rPr>
@@ -1073,7 +1073,7 @@
           <w:noProof/>
         </w:rPr>
       </w:pPr>
-      <w:hyperlink w:anchor="_Toc241856082" w:history="1">
+      <w:hyperlink w:anchor="_Toc241857625" w:history="1">
         <w:r>
           <w:rPr>
             <w:rStyle w:val="af"/>
@@ -1101,7 +1101,7 @@
             <w:noProof/>
             <w:webHidden/>
           </w:rPr>
-          <w:instrText xml:space="preserve"> PAGEREF _Toc241856082 \h </w:instrText>
+          <w:instrText xml:space="preserve"> PAGEREF _Toc241857625 \h </w:instrText>
         </w:r>
         <w:r>
           <w:rPr>
@@ -1142,7 +1142,7 @@
           <w:noProof/>
         </w:rPr>
       </w:pPr>
-      <w:hyperlink w:anchor="_Toc241856083" w:history="1">
+      <w:hyperlink w:anchor="_Toc241857626" w:history="1">
         <w:r>
           <w:rPr>
             <w:rStyle w:val="af"/>
@@ -1170,7 +1170,7 @@
             <w:noProof/>
             <w:webHidden/>
           </w:rPr>
-          <w:instrText xml:space="preserve"> PAGEREF _Toc241856083 \h </w:instrText>
+          <w:instrText xml:space="preserve"> PAGEREF _Toc241857626 \h </w:instrText>
         </w:r>
         <w:r>
           <w:rPr>
@@ -1211,7 +1211,7 @@
           <w:noProof/>
         </w:rPr>
       </w:pPr>
-      <w:hyperlink w:anchor="_Toc241856084" w:history="1">
+      <w:hyperlink w:anchor="_Toc241857627" w:history="1">
         <w:r>
           <w:rPr>
             <w:rStyle w:val="af"/>
@@ -1239,7 +1239,7 @@
             <w:noProof/>
             <w:webHidden/>
           </w:rPr>
-          <w:instrText xml:space="preserve"> PAGEREF _Toc241856084 \h </w:instrText>
+          <w:instrText xml:space="preserve"> PAGEREF _Toc241857627 \h </w:instrText>
         </w:r>
         <w:r>
           <w:rPr>
@@ -1280,7 +1280,7 @@
           <w:noProof/>
         </w:rPr>
       </w:pPr>
-      <w:hyperlink w:anchor="_Toc241856085" w:history="1">
+      <w:hyperlink w:anchor="_Toc241857628" w:history="1">
         <w:r>
           <w:rPr>
             <w:rStyle w:val="af"/>
@@ -1308,7 +1308,7 @@
             <w:noProof/>
             <w:webHidden/>
           </w:rPr>
-          <w:instrText xml:space="preserve"> PAGEREF _Toc241856085 \h </w:instrText>
+          <w:instrText xml:space="preserve"> PAGEREF _Toc241857628 \h </w:instrText>
         </w:r>
         <w:r>
           <w:rPr>
@@ -1354,7 +1354,7 @@
         <w:spacing w:before="0" w:after="360" w:line="360" w:lineRule="exact"/>
         <w:ind w:firstLine="709"/>
       </w:pPr>
-      <w:bookmarkStart w:id="1" w:name="_Toc241856070"/>
+      <w:bookmarkStart w:id="1" w:name="_Toc241857613"/>
       <w:r>
         <w:rPr>
           <w:b/>
@@ -1421,19 +1421,7 @@
         <w:rPr>
           <w:sz w:val="28"/>
         </w:rPr>
-        <w:t>методики служит входом следующей. Исходные данные – ЛР1–ЛР5 (снимок 30.09–01.10.2026); все, что подтвердить этими данными нельзя, отмечено «</w:t>
-      </w:r>
-      <w:r>
-        <w:rPr>
-          <w:sz w:val="28"/>
-        </w:rPr>
-        <w:t>🔲</w:t>
-      </w:r>
-      <w:r>
-        <w:rPr>
-          <w:sz w:val="28"/>
-        </w:rPr>
-        <w:t xml:space="preserve"> ДОСНЯТЬ».</w:t>
+        <w:t>методики служит входом следующей. Исходные данные – ЛР1–ЛР5 (снимок 30.09–01.10.2026); все, что подтвердить этими данными нельзя, отмечено «модельная оценка».</w:t>
       </w:r>
     </w:p>
     <w:p>
@@ -1640,7 +1628,7 @@
         <w:ind w:firstLine="709"/>
       </w:pPr>
       <w:bookmarkStart w:id="2" w:name="_b608aa976fc82a0faaf3b83f58c735968afd03b"/>
-      <w:bookmarkStart w:id="3" w:name="_Toc241856071"/>
+      <w:bookmarkStart w:id="3" w:name="_Toc241857614"/>
       <w:bookmarkEnd w:id="0"/>
       <w:r>
         <w:rPr>
@@ -1659,7 +1647,7 @@
         <w:ind w:firstLine="709"/>
       </w:pPr>
       <w:bookmarkStart w:id="4" w:name="_37312c82a5bc718f64baf51973ecfee3df4dc20"/>
-      <w:bookmarkStart w:id="5" w:name="_Toc241856072"/>
+      <w:bookmarkStart w:id="5" w:name="_Toc241857615"/>
       <w:r>
         <w:rPr>
           <w:b/>
@@ -1682,7 +1670,7 @@
           <w:sz w:val="28"/>
         </w:rPr>
         <w:drawing>
-          <wp:inline distT="0" distB="0" distL="0" distR="0" wp14:anchorId="1AA7784B" wp14:editId="25BE887D">
+          <wp:inline distT="0" distB="0" distL="0" distR="0" wp14:anchorId="420D6CD8" wp14:editId="18157895">
             <wp:extent cx="5334000" cy="1260763"/>
             <wp:effectExtent l="0" t="0" r="0" b="0"/>
             <wp:docPr id="11" name="Picture"/>
@@ -2324,7 +2312,7 @@
         <w:ind w:firstLine="709"/>
       </w:pPr>
       <w:bookmarkStart w:id="6" w:name="_ea2e0351488d2dccc444fc8980e855e53dc7366"/>
-      <w:bookmarkStart w:id="7" w:name="_Toc241856073"/>
+      <w:bookmarkStart w:id="7" w:name="_Toc241857616"/>
       <w:bookmarkEnd w:id="4"/>
       <w:r>
         <w:rPr>
@@ -3204,19 +3192,7 @@
               <w:rPr>
                 <w:sz w:val="24"/>
               </w:rPr>
-              <w:t>Редактор не подсказывает ошибки правил нотации при вводе; данных о реализации у конкурентов нет (</w:t>
-            </w:r>
-            <w:r>
-              <w:rPr>
-                <w:sz w:val="24"/>
-              </w:rPr>
-              <w:t>🔲</w:t>
-            </w:r>
-            <w:r>
-              <w:rPr>
-                <w:sz w:val="24"/>
-              </w:rPr>
-              <w:t xml:space="preserve"> ДОСНЯТЬ: проверка продуктов).</w:t>
+              <w:t>Редактор не подсказывает ошибки правил нотации при вводе; данных о реализации у конкурентов нет (модельная оценка (допущение; причина: проверка продуктов)).</w:t>
             </w:r>
           </w:p>
         </w:tc>
@@ -3299,7 +3275,13 @@
               <w:rPr>
                 <w:sz w:val="24"/>
               </w:rPr>
-              <w:t xml:space="preserve">Русскоязычная среда и оплата в рублях: на русском языке с тарифами в рублях найден только </w:t>
+              <w:t>Русскоязычная среда и оплата в рублях: на русском языке с тарифами в рублях найде</w:t>
+            </w:r>
+            <w:r>
+              <w:rPr>
+                <w:sz w:val="24"/>
+              </w:rPr>
+              <w:t xml:space="preserve">н только </w:t>
             </w:r>
             <w:r>
               <w:rPr>
@@ -3312,13 +3294,7 @@
               <w:rPr>
                 <w:sz w:val="24"/>
               </w:rPr>
-              <w:t xml:space="preserve"> (платформа п</w:t>
-            </w:r>
-            <w:r>
-              <w:rPr>
-                <w:sz w:val="24"/>
-              </w:rPr>
-              <w:t xml:space="preserve">роцессов </w:t>
+              <w:t xml:space="preserve"> (платформа процессов </w:t>
             </w:r>
             <w:r>
               <w:rPr>
@@ -3694,14 +3670,14 @@
         <w:rPr>
           <w:sz w:val="28"/>
         </w:rPr>
-        <w:t xml:space="preserve"> и сетей Петри с ИИ-ассистентом; индекс оформленности 100. Единица монетизации </w:t>
+        <w:t xml:space="preserve"> и сетей </w:t>
       </w:r>
       <w:r>
         <w:rPr>
           <w:sz w:val="28"/>
         </w:rPr>
         <w:lastRenderedPageBreak/>
-        <w:t xml:space="preserve">– пользователь </w:t>
+        <w:t xml:space="preserve">Петри с ИИ-ассистентом; индекс оформленности 100. Единица монетизации – пользователь </w:t>
       </w:r>
       <w:r>
         <w:rPr>
@@ -4184,7 +4160,7 @@
         <w:ind w:firstLine="709"/>
       </w:pPr>
       <w:bookmarkStart w:id="10" w:name="_3d8362e26df5c7335c6f5e9a43ecac0a88bdf9e"/>
-      <w:bookmarkStart w:id="11" w:name="_Toc241856074"/>
+      <w:bookmarkStart w:id="11" w:name="_Toc241857617"/>
       <w:bookmarkEnd w:id="9"/>
       <w:bookmarkEnd w:id="6"/>
       <w:r>
@@ -4229,7 +4205,7 @@
           <w:sz w:val="28"/>
         </w:rPr>
         <w:drawing>
-          <wp:inline distT="0" distB="0" distL="0" distR="0" wp14:anchorId="1986F74C" wp14:editId="69C9CC33">
+          <wp:inline distT="0" distB="0" distL="0" distR="0" wp14:anchorId="0ABFA501" wp14:editId="7529C5AB">
             <wp:extent cx="5334000" cy="3111499"/>
             <wp:effectExtent l="0" t="0" r="0" b="0"/>
             <wp:docPr id="18" name="Picture"/>
@@ -4865,6 +4841,7 @@
               <w:rPr>
                 <w:sz w:val="24"/>
               </w:rPr>
+              <w:lastRenderedPageBreak/>
               <w:t>Потоки доходов</w:t>
             </w:r>
           </w:p>
@@ -4966,7 +4943,6 @@
               <w:rPr>
                 <w:sz w:val="24"/>
               </w:rPr>
-              <w:lastRenderedPageBreak/>
               <w:t>Ключевые ресурсы</w:t>
             </w:r>
           </w:p>
@@ -5379,7 +5355,7 @@
         <w:ind w:firstLine="709"/>
       </w:pPr>
       <w:bookmarkStart w:id="12" w:name="_b059a1de5fe4466041bf29ddbf407c46ea6b1ff"/>
-      <w:bookmarkStart w:id="13" w:name="_Toc241856075"/>
+      <w:bookmarkStart w:id="13" w:name="_Toc241857618"/>
       <w:bookmarkEnd w:id="10"/>
       <w:r>
         <w:rPr>
@@ -9300,7 +9276,7 @@
         <w:ind w:firstLine="709"/>
       </w:pPr>
       <w:bookmarkStart w:id="16" w:name="_deb321ddc5350a6086a37fd8b3f19a888fe9611"/>
-      <w:bookmarkStart w:id="17" w:name="_Toc241856076"/>
+      <w:bookmarkStart w:id="17" w:name="_Toc241857619"/>
       <w:bookmarkEnd w:id="15"/>
       <w:bookmarkEnd w:id="12"/>
       <w:r>
@@ -9346,7 +9322,7 @@
         </w:rPr>
         <w:lastRenderedPageBreak/>
         <w:drawing>
-          <wp:inline distT="0" distB="0" distL="0" distR="0" wp14:anchorId="7DABC1D0" wp14:editId="413745B1">
+          <wp:inline distT="0" distB="0" distL="0" distR="0" wp14:anchorId="5E9114B3" wp14:editId="7ED4004C">
             <wp:extent cx="5334000" cy="2844799"/>
             <wp:effectExtent l="0" t="0" r="0" b="0"/>
             <wp:docPr id="25" name="Picture"/>
@@ -11535,7 +11511,7 @@
         <w:ind w:firstLine="709"/>
       </w:pPr>
       <w:bookmarkStart w:id="18" w:name="_2ca01fa05039743f997c672da764206fcfb1877"/>
-      <w:bookmarkStart w:id="19" w:name="_Toc241856077"/>
+      <w:bookmarkStart w:id="19" w:name="_Toc241857620"/>
       <w:bookmarkEnd w:id="16"/>
       <w:r>
         <w:rPr>
@@ -11580,7 +11556,7 @@
           <w:sz w:val="28"/>
         </w:rPr>
         <w:drawing>
-          <wp:inline distT="0" distB="0" distL="0" distR="0" wp14:anchorId="00797E55" wp14:editId="4FF02CFD">
+          <wp:inline distT="0" distB="0" distL="0" distR="0" wp14:anchorId="261C6BAE" wp14:editId="2B5BC6A8">
             <wp:extent cx="5334000" cy="4148666"/>
             <wp:effectExtent l="0" t="0" r="0" b="0"/>
             <wp:docPr id="29" name="Picture"/>
@@ -14315,7 +14291,7 @@
         <w:ind w:firstLine="709"/>
       </w:pPr>
       <w:bookmarkStart w:id="20" w:name="_309f04629790da69637b174012fdebcdf0ce9e1"/>
-      <w:bookmarkStart w:id="21" w:name="_Toc241856078"/>
+      <w:bookmarkStart w:id="21" w:name="_Toc241857621"/>
       <w:bookmarkEnd w:id="18"/>
       <w:r>
         <w:rPr>
@@ -15563,19 +15539,7 @@
           <w:sz w:val="28"/>
         </w:rPr>
         <w:lastRenderedPageBreak/>
-        <w:t>данные собраны 02.10.2026 (приложение В, таблица 15), по остальным не собирались (</w:t>
-      </w:r>
-      <w:r>
-        <w:rPr>
-          <w:sz w:val="28"/>
-        </w:rPr>
-        <w:t>🔲</w:t>
-      </w:r>
-      <w:r>
-        <w:rPr>
-          <w:sz w:val="28"/>
-        </w:rPr>
-        <w:t xml:space="preserve"> ДОСНЯТЬ).</w:t>
+        <w:t>данные собраны 02.10.2026 (приложение В, таблица 15), по остальным не собирались (модельная оценка (допущение)).</w:t>
       </w:r>
     </w:p>
     <w:p>
@@ -15585,21 +15549,14 @@
         <w:ind w:firstLine="709"/>
       </w:pPr>
       <w:bookmarkStart w:id="22" w:name="_e8a83acea411a206cd5250d75a73a1a9bad8052"/>
-      <w:bookmarkStart w:id="23" w:name="_Toc241856079"/>
+      <w:bookmarkStart w:id="23" w:name="_Toc241857622"/>
       <w:bookmarkEnd w:id="20"/>
       <w:r>
         <w:rPr>
           <w:b/>
           <w:sz w:val="28"/>
         </w:rPr>
-        <w:t>2.8 Расхождения ме</w:t>
-      </w:r>
-      <w:r>
-        <w:rPr>
-          <w:b/>
-          <w:sz w:val="28"/>
-        </w:rPr>
-        <w:t>тодик и шаблонов</w:t>
+        <w:t>2.8 Расхождения методик и шаблонов</w:t>
       </w:r>
       <w:bookmarkEnd w:id="23"/>
     </w:p>
@@ -15852,7 +15809,13 @@
               <w:rPr>
                 <w:sz w:val="24"/>
               </w:rPr>
-              <w:t>Число единиц – годовая оценка; выручка читается как годовая (65 360 </w:t>
+              <w:t>Число единиц – годова</w:t>
+            </w:r>
+            <w:r>
+              <w:rPr>
+                <w:sz w:val="24"/>
+              </w:rPr>
+              <w:t>я оценка; выручка читается как годовая (65 360 </w:t>
             </w:r>
             <w:r>
               <w:rPr>
@@ -16031,7 +15994,7 @@
         <w:ind w:firstLine="709"/>
       </w:pPr>
       <w:bookmarkStart w:id="24" w:name="_b8eca0da10fbb0e5f07184693c8a19b650446ee"/>
-      <w:bookmarkStart w:id="25" w:name="_Toc241856080"/>
+      <w:bookmarkStart w:id="25" w:name="_Toc241857623"/>
       <w:bookmarkEnd w:id="22"/>
       <w:bookmarkEnd w:id="2"/>
       <w:r>
@@ -16054,13 +16017,7 @@
         <w:rPr>
           <w:sz w:val="28"/>
         </w:rPr>
-        <w:t>Таблица 12 – Контрольные лист</w:t>
-      </w:r>
-      <w:r>
-        <w:rPr>
-          <w:sz w:val="28"/>
-        </w:rPr>
-        <w:t>ы готовности</w:t>
+        <w:t>Таблица 12 – Контрольные листы готовности</w:t>
       </w:r>
     </w:p>
     <w:tbl>
@@ -16842,7 +16799,7 @@
         <w:jc w:val="center"/>
       </w:pPr>
       <w:bookmarkStart w:id="26" w:name="_выводы"/>
-      <w:bookmarkStart w:id="27" w:name="_Toc241856081"/>
+      <w:bookmarkStart w:id="27" w:name="_Toc241857624"/>
       <w:bookmarkEnd w:id="24"/>
       <w:r>
         <w:rPr>
@@ -17174,7 +17131,7 @@
         <w:jc w:val="center"/>
       </w:pPr>
       <w:bookmarkStart w:id="28" w:name="_274f6a444530ef90b0479dabf3d210f01e97699"/>
-      <w:bookmarkStart w:id="29" w:name="_Toc241856082"/>
+      <w:bookmarkStart w:id="29" w:name="_Toc241857625"/>
       <w:bookmarkEnd w:id="26"/>
       <w:r>
         <w:rPr>
@@ -17449,7 +17406,7 @@
         <w:jc w:val="center"/>
       </w:pPr>
       <w:bookmarkStart w:id="30" w:name="_0d652d9c320698e7c8068993b30a2dd7ee59c14"/>
-      <w:bookmarkStart w:id="31" w:name="_Toc241856083"/>
+      <w:bookmarkStart w:id="31" w:name="_Toc241857626"/>
       <w:bookmarkEnd w:id="28"/>
       <w:r>
         <w:rPr>
@@ -17981,7 +17938,7 @@
         <w:jc w:val="center"/>
       </w:pPr>
       <w:bookmarkStart w:id="32" w:name="_e57dfa954bc99fa1a56051ea98d15e9969e72a7"/>
-      <w:bookmarkStart w:id="33" w:name="_Toc241856084"/>
+      <w:bookmarkStart w:id="33" w:name="_Toc241857627"/>
       <w:bookmarkEnd w:id="30"/>
       <w:r>
         <w:rPr>
@@ -18300,13 +18257,7 @@
               <w:rPr>
                 <w:sz w:val="24"/>
               </w:rPr>
-              <w:t>🔲</w:t>
-            </w:r>
-            <w:r>
-              <w:rPr>
-                <w:sz w:val="24"/>
-              </w:rPr>
-              <w:t xml:space="preserve"> ДОСНЯТЬ: интервью и проверка спроса и цены </w:t>
+              <w:t xml:space="preserve">модельная оценка (допущение; причина: интервью и проверка спроса и цены </w:t>
             </w:r>
             <w:r>
               <w:rPr>
@@ -18319,7 +18270,7 @@
               <w:rPr>
                 <w:sz w:val="24"/>
               </w:rPr>
-              <w:t xml:space="preserve"> на реальных клиентах</w:t>
+              <w:t xml:space="preserve"> на реальных клиентах )</w:t>
             </w:r>
           </w:p>
         </w:tc>
@@ -18421,19 +18372,7 @@
               <w:rPr>
                 <w:sz w:val="24"/>
               </w:rPr>
-              <w:t xml:space="preserve"> (ЛР4, таблица условий платежей; ЛР7, приложение 9); договоренности с вузами и ИИ-провайдером – </w:t>
-            </w:r>
-            <w:r>
-              <w:rPr>
-                <w:sz w:val="24"/>
-              </w:rPr>
-              <w:t>🔲</w:t>
-            </w:r>
-            <w:r>
-              <w:rPr>
-                <w:sz w:val="24"/>
-              </w:rPr>
-              <w:t xml:space="preserve"> ДОСНЯТЬ, блоки партнеров – гипотезы</w:t>
+              <w:t xml:space="preserve"> (ЛР4, таблица условий платежей; ЛР7, приложение 9); договоренности с вузами и ИИ-провайдером – модельная оценка (допущение), блоки партнеров – гипотезы</w:t>
             </w:r>
           </w:p>
         </w:tc>
@@ -18496,13 +18435,13 @@
               <w:rPr>
                 <w:sz w:val="24"/>
               </w:rPr>
-              <w:t xml:space="preserve">Рассчитано по допущению (приложение В, таблица 16): </w:t>
-            </w:r>
-            <w:r>
-              <w:rPr>
-                <w:sz w:val="24"/>
-              </w:rPr>
-              <w:t xml:space="preserve">ИИ в </w:t>
+              <w:t>Рассчитано по допущению (приложени</w:t>
+            </w:r>
+            <w:r>
+              <w:rPr>
+                <w:sz w:val="24"/>
+              </w:rPr>
+              <w:t xml:space="preserve">е В, таблица 16): ИИ в </w:t>
             </w:r>
             <w:r>
               <w:rPr>
@@ -18622,13 +18561,7 @@
               <w:rPr>
                 <w:sz w:val="24"/>
               </w:rPr>
-              <w:t>🔲</w:t>
-            </w:r>
-            <w:r>
-              <w:rPr>
-                <w:sz w:val="24"/>
-              </w:rPr>
-              <w:t xml:space="preserve"> ДОСНЯТЬ: прототип и проверка с пользователями (</w:t>
+              <w:t>модельная оценка (допущение; причина: прототип и проверка с пользователями (</w:t>
             </w:r>
             <w:r>
               <w:rPr>
@@ -18641,7 +18574,7 @@
               <w:rPr>
                 <w:sz w:val="24"/>
               </w:rPr>
-              <w:t>-тест)</w:t>
+              <w:t>-тест))</w:t>
             </w:r>
           </w:p>
         </w:tc>
@@ -18894,7 +18827,7 @@
         <w:jc w:val="center"/>
       </w:pPr>
       <w:bookmarkStart w:id="34" w:name="_5524ab9f965042c4d6511d6315044a9f4f6816c"/>
-      <w:bookmarkStart w:id="35" w:name="_Toc241856085"/>
+      <w:bookmarkStart w:id="35" w:name="_Toc241857628"/>
       <w:bookmarkEnd w:id="32"/>
       <w:r>
         <w:rPr>
@@ -18928,7 +18861,14 @@
           <w:b/>
           <w:sz w:val="28"/>
         </w:rPr>
-        <w:t>Данные, собранные 02.10.2026</w:t>
+        <w:t>Данные, собранные 02</w:t>
+      </w:r>
+      <w:r>
+        <w:rPr>
+          <w:b/>
+          <w:sz w:val="28"/>
+        </w:rPr>
+        <w:t>.10.2026</w:t>
       </w:r>
     </w:p>
     <w:p>
@@ -18942,13 +18882,7 @@
         <w:rPr>
           <w:sz w:val="28"/>
         </w:rPr>
-        <w:t>После ос</w:t>
-      </w:r>
-      <w:r>
-        <w:rPr>
-          <w:sz w:val="28"/>
-        </w:rPr>
-        <w:t>новной сборки получены тексты отзывов пользователей (</w:t>
+        <w:t>После основной сборки получены тексты отзывов пользователей (</w:t>
       </w:r>
       <w:r>
         <w:rPr>
@@ -20539,7 +20473,7 @@
   <w:abstractNum w:abstractNumId="0" w15:restartNumberingAfterBreak="0">
     <w:nsid w:val="0000A990"/>
     <w:multiLevelType w:val="multilevel"/>
-    <w:tmpl w:val="574442EC"/>
+    <w:tmpl w:val="131A4A6C"/>
     <w:lvl w:ilvl="0">
       <w:numFmt w:val="bullet"/>
       <w:lvlText w:val=" "/>
@@ -20616,7 +20550,7 @@
   <w:abstractNum w:abstractNumId="1" w15:restartNumberingAfterBreak="0">
     <w:nsid w:val="00A99411"/>
     <w:multiLevelType w:val="multilevel"/>
-    <w:tmpl w:val="B9C07072"/>
+    <w:tmpl w:val="76028990"/>
     <w:lvl w:ilvl="0">
       <w:start w:val="1"/>
       <w:numFmt w:val="decimal"/>
@@ -22094,7 +22028,7 @@
     <w:autoRedefine/>
     <w:uiPriority w:val="39"/>
     <w:unhideWhenUsed/>
-    <w:rsid w:val="00166985"/>
+    <w:rsid w:val="00ED7C77"/>
     <w:pPr>
       <w:spacing w:after="100"/>
     </w:pPr>
@@ -22106,7 +22040,7 @@
     <w:autoRedefine/>
     <w:uiPriority w:val="39"/>
     <w:unhideWhenUsed/>
-    <w:rsid w:val="00166985"/>
+    <w:rsid w:val="00ED7C77"/>
     <w:pPr>
       <w:spacing w:after="100"/>
       <w:ind w:left="240"/>
